--- a/templates_docx/PSF_post_sale.docx
+++ b/templates_docx/PSF_post_sale.docx
@@ -77,7 +77,7 @@
           <w:spacing w:val="-3"/>
           <w:w w:val="90"/>
         </w:rPr>
-        <w:t xml:space="preserve">                                                 </w:t>
+        <w:t xml:space="preserve">                                          </w:t>
       </w:r>
       <w:r>
         <w:rPr>
